--- a/00-首页/题组Word/习题书/学生版/2-离子反应与方程式.docx
+++ b/00-首页/题组Word/习题书/学生版/2-离子反应与方程式.docx
@@ -2,7 +2,7 @@
 <file path=word/document.xml><?xml version="1.0" encoding="utf-8"?>
 <w:document xmlns:w="http://schemas.openxmlformats.org/wordprocessingml/2006/main" xmlns:m="http://schemas.openxmlformats.org/officeDocument/2006/math" xmlns:r="http://schemas.openxmlformats.org/officeDocument/2006/relationships" xmlns:o="urn:schemas-microsoft-com:office:office" xmlns:v="urn:schemas-microsoft-com:vml" xmlns:w10="urn:schemas-microsoft-com:office:word" xmlns:a="http://schemas.openxmlformats.org/drawingml/2006/main" xmlns:pic="http://schemas.openxmlformats.org/drawingml/2006/picture" xmlns:wp="http://schemas.openxmlformats.org/drawingml/2006/wordprocessingDrawing">
   <w:body>
-    <w:bookmarkStart w:id="57" w:name="第-2-章-离子反应与方程式"/>
+    <w:bookmarkStart w:id="56" w:name="第-2-章-离子反应与方程式"/>
     <w:p>
       <w:pPr>
         <w:spacing w:after="1800" w:before="1200" w:line="276" w:lineRule="auto"/>
@@ -138,7 +138,7 @@
           <w:color w:val="5B6975"/>
           <w:sz w:val="24"/>
         </w:rPr>
-        <w:t>：20</w:t>
+        <w:t>：19</w:t>
       </w:r>
     </w:p>
     <w:p>
@@ -283,7 +283,7 @@
         </w:pict>
       </w:r>
     </w:p>
-    <w:bookmarkStart w:id="9" w:name="除镍反应方程式-d1第29届初赛"/>
+    <w:bookmarkStart w:id="9" w:name="生成c和d的反应方程式-d3第28届初赛"/>
     <w:p>
       <w:pPr>
         <w:pStyle w:val="Heading2"/>
@@ -294,89 +294,6 @@
           <w:rFonts w:ascii="Times New Roman" w:hAnsi="Times New Roman" w:eastAsia="Times New Roman" w:cs="Times New Roman"/>
         </w:rPr>
         <w:t xml:space="preserve">2.1 </w:t>
-      </w:r>
-      <w:r>
-        <w:rPr>
-          <w:rFonts w:hint="eastAsia" w:ascii="Times New Roman" w:hAnsi="Times New Roman" w:eastAsia="SimHei" w:cs="Times New Roman"/>
-        </w:rPr>
-        <w:t xml:space="preserve">除镍反应方程式</w:t>
-      </w:r>
-      <w:r>
-        <w:rPr>
-          <w:rFonts w:ascii="Times New Roman" w:hAnsi="Times New Roman" w:eastAsia="Times New Roman" w:cs="Times New Roman"/>
-        </w:rPr>
-        <w:t xml:space="preserve"> 〔🟢 </w:t>
-      </w:r>
-      <w:r>
-        <w:rPr>
-          <w:rFonts w:hint="eastAsia" w:ascii="Times New Roman" w:hAnsi="Times New Roman" w:eastAsia="Times New Roman" w:cs="Times New Roman"/>
-        </w:rPr>
-        <w:t>d1〕（</w:t>
-      </w:r>
-      <w:r>
-        <w:rPr>
-          <w:rFonts w:hint="eastAsia" w:ascii="Times New Roman" w:hAnsi="Times New Roman" w:eastAsia="SimHei" w:cs="Times New Roman"/>
-        </w:rPr>
-        <w:t>第</w:t>
-      </w:r>
-      <w:r>
-        <w:rPr>
-          <w:rFonts w:hint="eastAsia" w:ascii="Times New Roman" w:hAnsi="Times New Roman" w:eastAsia="Times New Roman" w:cs="Times New Roman"/>
-        </w:rPr>
-        <w:t>29</w:t>
-      </w:r>
-      <w:r>
-        <w:rPr>
-          <w:rFonts w:hint="eastAsia" w:ascii="Times New Roman" w:hAnsi="Times New Roman" w:eastAsia="SimHei" w:cs="Times New Roman"/>
-        </w:rPr>
-        <w:t>届初赛</w:t>
-      </w:r>
-      <w:r>
-        <w:rPr>
-          <w:rFonts w:hint="eastAsia" w:ascii="Times New Roman" w:hAnsi="Times New Roman" w:eastAsia="Times New Roman" w:cs="Times New Roman"/>
-        </w:rPr>
-        <w:t>）</w:t>
-      </w:r>
-    </w:p>
-    <w:p>
-      <w:pPr>
-        <w:pStyle w:val="FirstParagraph"/>
-      </w:pPr>
-      <w:r>
-        <w:rPr>
-          <w:rFonts w:hint="eastAsia" w:ascii="Times New Roman" w:hAnsi="Times New Roman" w:eastAsia="FangSong" w:cs="Times New Roman"/>
-        </w:rPr>
-        <w:t>写出除去制得石墨后的镍的反应方程式</w:t>
-      </w:r>
-      <w:r>
-        <w:rPr>
-          <w:rFonts w:hint="eastAsia" w:ascii="Times New Roman" w:hAnsi="Times New Roman" w:eastAsia="Times New Roman" w:cs="Times New Roman"/>
-        </w:rPr>
-        <w:t>。</w:t>
-      </w:r>
-    </w:p>
-    <w:p>
-      <w:pPr>
-        <w:spacing w:before="160" w:after="80"/>
-      </w:pPr>
-      <w:r>
-        <w:pict>
-          <v:rect style="width:0;height:1.5pt" o:hralign="center" o:hrstd="t" o:hr="t"/>
-        </w:pict>
-      </w:r>
-    </w:p>
-    <w:bookmarkEnd w:id="9"/>
-    <w:bookmarkStart w:id="10" w:name="生成c和d的反应方程式-d3第28届初赛"/>
-    <w:p>
-      <w:pPr>
-        <w:pStyle w:val="Heading2"/>
-        <w:spacing w:before="280" w:after="120"/>
-      </w:pPr>
-      <w:r>
-        <w:rPr>
-          <w:rFonts w:ascii="Times New Roman" w:hAnsi="Times New Roman" w:eastAsia="Times New Roman" w:cs="Times New Roman"/>
-        </w:rPr>
-        <w:t xml:space="preserve">2.2 </w:t>
       </w:r>
       <w:r>
         <w:rPr>
@@ -1215,8 +1132,8 @@
         </w:pict>
       </w:r>
     </w:p>
-    <w:bookmarkEnd w:id="10"/>
-    <w:bookmarkStart w:id="15" w:name="铬酸铅沉淀方程式-d3第29届初赛"/>
+    <w:bookmarkEnd w:id="9"/>
+    <w:bookmarkStart w:id="14" w:name="铬酸铅沉淀方程式-d3第29届初赛"/>
     <w:p>
       <w:pPr>
         <w:pStyle w:val="Heading2"/>
@@ -1226,7 +1143,7 @@
         <w:rPr>
           <w:rFonts w:ascii="Times New Roman" w:hAnsi="Times New Roman" w:eastAsia="Times New Roman" w:cs="Times New Roman"/>
         </w:rPr>
-        <w:t xml:space="preserve">2.3 </w:t>
+        <w:t xml:space="preserve">2.2 </w:t>
       </w:r>
       <w:r>
         <w:rPr>
@@ -1271,7 +1188,7 @@
         <w:t>）</w:t>
       </w:r>
     </w:p>
-    <w:bookmarkStart w:id="11" w:name="section"/>
+    <w:bookmarkStart w:id="10" w:name="section"/>
     <w:p>
       <w:pPr>
         <w:pStyle w:val="Heading3"/>
@@ -1426,8 +1343,8 @@
         <w:t xml:space="preserve">。</w:t>
       </w:r>
     </w:p>
-    <w:bookmarkEnd w:id="11"/>
-    <w:bookmarkStart w:id="12" w:name="section-1"/>
+    <w:bookmarkEnd w:id="10"/>
+    <w:bookmarkStart w:id="11" w:name="section-1"/>
     <w:p>
       <w:pPr>
         <w:pStyle w:val="Heading3"/>
@@ -1635,8 +1552,8 @@
         <w:t xml:space="preserve">。</w:t>
       </w:r>
     </w:p>
-    <w:bookmarkEnd w:id="12"/>
-    <w:bookmarkStart w:id="13" w:name="section-2"/>
+    <w:bookmarkEnd w:id="11"/>
+    <w:bookmarkStart w:id="12" w:name="section-2"/>
     <w:p>
       <w:pPr>
         <w:pStyle w:val="Heading3"/>
@@ -1839,8 +1756,8 @@
         <w:t xml:space="preserve">。</w:t>
       </w:r>
     </w:p>
-    <w:bookmarkEnd w:id="13"/>
-    <w:bookmarkStart w:id="14" w:name="section-3"/>
+    <w:bookmarkEnd w:id="12"/>
+    <w:bookmarkStart w:id="13" w:name="section-3"/>
     <w:p>
       <w:pPr>
         <w:pStyle w:val="Heading3"/>
@@ -2039,9 +1956,9 @@
         </w:pict>
       </w:r>
     </w:p>
+    <w:bookmarkEnd w:id="13"/>
     <w:bookmarkEnd w:id="14"/>
-    <w:bookmarkEnd w:id="15"/>
-    <w:bookmarkStart w:id="19" w:name="氮化硅制备方程式-d3第32届初赛"/>
+    <w:bookmarkStart w:id="18" w:name="氮化硅制备方程式-d3第32届初赛"/>
     <w:p>
       <w:pPr>
         <w:pStyle w:val="Heading2"/>
@@ -2051,7 +1968,7 @@
         <w:rPr>
           <w:rFonts w:ascii="Times New Roman" w:hAnsi="Times New Roman" w:eastAsia="Times New Roman" w:cs="Times New Roman"/>
         </w:rPr>
-        <w:t xml:space="preserve">2.4 </w:t>
+        <w:t xml:space="preserve">2.3 </w:t>
       </w:r>
       <w:r>
         <w:rPr>
@@ -2096,7 +2013,7 @@
         <w:t>）</w:t>
       </w:r>
     </w:p>
-    <w:bookmarkStart w:id="16" w:name="section-4"/>
+    <w:bookmarkStart w:id="15" w:name="section-4"/>
     <w:p>
       <w:pPr>
         <w:pStyle w:val="Heading3"/>
@@ -2203,8 +2120,8 @@
         <w:t>。</w:t>
       </w:r>
     </w:p>
-    <w:bookmarkEnd w:id="16"/>
-    <w:bookmarkStart w:id="17" w:name="section-5"/>
+    <w:bookmarkEnd w:id="15"/>
+    <w:bookmarkStart w:id="16" w:name="section-5"/>
     <w:p>
       <w:pPr>
         <w:pStyle w:val="Heading3"/>
@@ -2323,8 +2240,8 @@
         <w:t>。</w:t>
       </w:r>
     </w:p>
-    <w:bookmarkEnd w:id="17"/>
-    <w:bookmarkStart w:id="18" w:name="section-6"/>
+    <w:bookmarkEnd w:id="16"/>
+    <w:bookmarkStart w:id="17" w:name="section-6"/>
     <w:p>
       <w:pPr>
         <w:pStyle w:val="Heading3"/>
@@ -2628,9 +2545,9 @@
         </w:pict>
       </w:r>
     </w:p>
+    <w:bookmarkEnd w:id="17"/>
     <w:bookmarkEnd w:id="18"/>
-    <w:bookmarkEnd w:id="19"/>
-    <w:bookmarkStart w:id="20" w:name="题-元氧-02-s2o3与i2反应-d4"/>
+    <w:bookmarkStart w:id="19" w:name="题-元氧-02-s2o3与i2反应-d4"/>
     <w:p>
       <w:pPr>
         <w:pStyle w:val="Heading2"/>
@@ -2640,7 +2557,7 @@
         <w:rPr>
           <w:rFonts w:ascii="Times New Roman" w:hAnsi="Times New Roman" w:eastAsia="Times New Roman" w:cs="Times New Roman"/>
         </w:rPr>
-        <w:t xml:space="preserve">2.5 </w:t>
+        <w:t xml:space="preserve">2.4 </w:t>
       </w:r>
       <w:r>
         <w:rPr>
@@ -2962,8 +2879,8 @@
         </w:pict>
       </w:r>
     </w:p>
-    <w:bookmarkEnd w:id="20"/>
-    <w:bookmarkStart w:id="21" w:name="题-元推-03-综合推断hg-d4"/>
+    <w:bookmarkEnd w:id="19"/>
+    <w:bookmarkStart w:id="20" w:name="题-元推-03-综合推断hg-d4"/>
     <w:p>
       <w:pPr>
         <w:pStyle w:val="Heading2"/>
@@ -2973,7 +2890,7 @@
         <w:rPr>
           <w:rFonts w:ascii="Times New Roman" w:hAnsi="Times New Roman" w:eastAsia="Times New Roman" w:cs="Times New Roman"/>
         </w:rPr>
-        <w:t xml:space="preserve">2.6 </w:t>
+        <w:t xml:space="preserve">2.5 </w:t>
       </w:r>
       <w:r>
         <w:rPr>
@@ -3135,8 +3052,8 @@
         </w:pict>
       </w:r>
     </w:p>
-    <w:bookmarkEnd w:id="21"/>
-    <w:bookmarkStart w:id="22" w:name="d4"/>
+    <w:bookmarkEnd w:id="20"/>
+    <w:bookmarkStart w:id="21" w:name="d4"/>
     <w:p>
       <w:pPr>
         <w:pStyle w:val="Heading2"/>
@@ -3146,7 +3063,7 @@
         <w:rPr>
           <w:rFonts w:ascii="Times New Roman" w:hAnsi="Times New Roman" w:eastAsia="Times New Roman" w:cs="Times New Roman"/>
         </w:rPr>
-        <w:t xml:space="preserve">2.7 15-06 〔🟢 d4〕</w:t>
+        <w:t xml:space="preserve">2.6 15-06 〔🟢 d4〕</w:t>
       </w:r>
     </w:p>
     <w:p>
@@ -3650,8 +3567,8 @@
         </w:pict>
       </w:r>
     </w:p>
-    <w:bookmarkEnd w:id="22"/>
-    <w:bookmarkStart w:id="26" w:name="习题1.65-d4"/>
+    <w:bookmarkEnd w:id="21"/>
+    <w:bookmarkStart w:id="25" w:name="习题1.65-d4"/>
     <w:p>
       <w:pPr>
         <w:pStyle w:val="Heading2"/>
@@ -3661,7 +3578,7 @@
         <w:rPr>
           <w:rFonts w:ascii="Times New Roman" w:hAnsi="Times New Roman" w:eastAsia="Times New Roman" w:cs="Times New Roman"/>
         </w:rPr>
-        <w:t xml:space="preserve">2.8 </w:t>
+        <w:t xml:space="preserve">2.7 </w:t>
       </w:r>
       <w:r>
         <w:rPr>
@@ -3757,18 +3674,18 @@
           <wp:inline>
             <wp:extent cx="3600000" cy="2475789"/>
             <wp:effectExtent b="0" l="0" r="0" t="0"/>
-            <wp:docPr descr="" title="" id="24" name="Picture"/>
+            <wp:docPr descr="" title="" id="23" name="Picture"/>
             <a:graphic>
               <a:graphicData uri="http://schemas.openxmlformats.org/drawingml/2006/picture">
                 <pic:pic>
                   <pic:nvPicPr>
-                    <pic:cNvPr descr="c328c8e9e50bdea6b2b05007f5c84fc8edef0734c56e5c7251cf0d9cc455ebe3.jpg" id="25" name="Picture"/>
+                    <pic:cNvPr descr="c328c8e9e50bdea6b2b05007f5c84fc8edef0734c56e5c7251cf0d9cc455ebe3.jpg" id="24" name="Picture"/>
                     <pic:cNvPicPr>
                       <a:picLocks noChangeArrowheads="1" noChangeAspect="1"/>
                     </pic:cNvPicPr>
                   </pic:nvPicPr>
                   <pic:blipFill>
-                    <a:blip r:embed="rId23"/>
+                    <a:blip r:embed="rId22"/>
                     <a:stretch>
                       <a:fillRect/>
                     </a:stretch>
@@ -4524,8 +4441,8 @@
         </w:pict>
       </w:r>
     </w:p>
-    <w:bookmarkEnd w:id="26"/>
-    <w:bookmarkStart w:id="30" w:name="ch13-例13.6-物质推断-d4"/>
+    <w:bookmarkEnd w:id="25"/>
+    <w:bookmarkStart w:id="29" w:name="ch13-例13.6-物质推断-d4"/>
     <w:p>
       <w:pPr>
         <w:pStyle w:val="Heading2"/>
@@ -4535,7 +4452,7 @@
         <w:rPr>
           <w:rFonts w:ascii="Times New Roman" w:hAnsi="Times New Roman" w:eastAsia="Times New Roman" w:cs="Times New Roman"/>
         </w:rPr>
-        <w:t xml:space="preserve">2.9 </w:t>
+        <w:t xml:space="preserve">2.8 </w:t>
       </w:r>
       <w:r>
         <w:rPr>
@@ -4611,18 +4528,18 @@
           <wp:inline>
             <wp:extent cx="3600000" cy="2708737"/>
             <wp:effectExtent b="0" l="0" r="0" t="0"/>
-            <wp:docPr descr="" title="" id="28" name="Picture"/>
+            <wp:docPr descr="" title="" id="27" name="Picture"/>
             <a:graphic>
               <a:graphicData uri="http://schemas.openxmlformats.org/drawingml/2006/picture">
                 <pic:pic>
                   <pic:nvPicPr>
-                    <pic:cNvPr descr="480d3b130d9fd55d8540203e4a8bda1ca38382fb6ddd65bc74459b5a0eab2363.jpg" id="29" name="Picture"/>
+                    <pic:cNvPr descr="480d3b130d9fd55d8540203e4a8bda1ca38382fb6ddd65bc74459b5a0eab2363.jpg" id="28" name="Picture"/>
                     <pic:cNvPicPr>
                       <a:picLocks noChangeArrowheads="1" noChangeAspect="1"/>
                     </pic:cNvPicPr>
                   </pic:nvPicPr>
                   <pic:blipFill>
-                    <a:blip r:embed="rId27"/>
+                    <a:blip r:embed="rId26"/>
                     <a:stretch>
                       <a:fillRect/>
                     </a:stretch>
@@ -4659,8 +4576,8 @@
         </w:pict>
       </w:r>
     </w:p>
-    <w:bookmarkEnd w:id="30"/>
-    <w:bookmarkStart w:id="31" w:name="上海中学-离子反应-习题1-d4"/>
+    <w:bookmarkEnd w:id="29"/>
+    <w:bookmarkStart w:id="30" w:name="上海中学-离子反应-习题1-d4"/>
     <w:p>
       <w:pPr>
         <w:pStyle w:val="Heading2"/>
@@ -4670,7 +4587,7 @@
         <w:rPr>
           <w:rFonts w:ascii="Times New Roman" w:hAnsi="Times New Roman" w:eastAsia="Times New Roman" w:cs="Times New Roman"/>
         </w:rPr>
-        <w:t xml:space="preserve">2.10 </w:t>
+        <w:t xml:space="preserve">2.9 </w:t>
       </w:r>
       <w:r>
         <w:rPr>
@@ -4901,8 +4818,8 @@
         </w:pict>
       </w:r>
     </w:p>
-    <w:bookmarkEnd w:id="31"/>
-    <w:bookmarkStart w:id="32" w:name="上海中学-离子反应-习题2-d4"/>
+    <w:bookmarkEnd w:id="30"/>
+    <w:bookmarkStart w:id="31" w:name="上海中学-离子反应-习题2-d4"/>
     <w:p>
       <w:pPr>
         <w:pStyle w:val="Heading2"/>
@@ -4912,7 +4829,7 @@
         <w:rPr>
           <w:rFonts w:ascii="Times New Roman" w:hAnsi="Times New Roman" w:eastAsia="Times New Roman" w:cs="Times New Roman"/>
         </w:rPr>
-        <w:t xml:space="preserve">2.11 </w:t>
+        <w:t xml:space="preserve">2.10 </w:t>
       </w:r>
       <w:r>
         <w:rPr>
@@ -5279,8 +5196,8 @@
         </w:pict>
       </w:r>
     </w:p>
-    <w:bookmarkEnd w:id="32"/>
-    <w:bookmarkStart w:id="33" w:name="上海中学-离子反应-习题3-d4"/>
+    <w:bookmarkEnd w:id="31"/>
+    <w:bookmarkStart w:id="32" w:name="上海中学-离子反应-习题3-d4"/>
     <w:p>
       <w:pPr>
         <w:pStyle w:val="Heading2"/>
@@ -5290,7 +5207,7 @@
         <w:rPr>
           <w:rFonts w:ascii="Times New Roman" w:hAnsi="Times New Roman" w:eastAsia="Times New Roman" w:cs="Times New Roman"/>
         </w:rPr>
-        <w:t xml:space="preserve">2.12 </w:t>
+        <w:t xml:space="preserve">2.11 </w:t>
       </w:r>
       <w:r>
         <w:rPr>
@@ -5463,8 +5380,8 @@
         </w:pict>
       </w:r>
     </w:p>
-    <w:bookmarkEnd w:id="33"/>
-    <w:bookmarkStart w:id="34" w:name="上海中学-离子反应-习题4-d4"/>
+    <w:bookmarkEnd w:id="32"/>
+    <w:bookmarkStart w:id="33" w:name="上海中学-离子反应-习题4-d4"/>
     <w:p>
       <w:pPr>
         <w:pStyle w:val="Heading2"/>
@@ -5474,7 +5391,7 @@
         <w:rPr>
           <w:rFonts w:ascii="Times New Roman" w:hAnsi="Times New Roman" w:eastAsia="Times New Roman" w:cs="Times New Roman"/>
         </w:rPr>
-        <w:t xml:space="preserve">2.13 </w:t>
+        <w:t xml:space="preserve">2.12 </w:t>
       </w:r>
       <w:r>
         <w:rPr>
@@ -5639,8 +5556,8 @@
         </w:pict>
       </w:r>
     </w:p>
-    <w:bookmarkEnd w:id="34"/>
-    <w:bookmarkStart w:id="35" w:name="上海中学-离子反应-习题5-d4"/>
+    <w:bookmarkEnd w:id="33"/>
+    <w:bookmarkStart w:id="34" w:name="上海中学-离子反应-习题5-d4"/>
     <w:p>
       <w:pPr>
         <w:pStyle w:val="Heading2"/>
@@ -5650,7 +5567,7 @@
         <w:rPr>
           <w:rFonts w:ascii="Times New Roman" w:hAnsi="Times New Roman" w:eastAsia="Times New Roman" w:cs="Times New Roman"/>
         </w:rPr>
-        <w:t xml:space="preserve">2.14 </w:t>
+        <w:t xml:space="preserve">2.13 </w:t>
       </w:r>
       <w:r>
         <w:rPr>
@@ -5820,8 +5737,8 @@
         </w:pict>
       </w:r>
     </w:p>
-    <w:bookmarkEnd w:id="35"/>
-    <w:bookmarkStart w:id="36" w:name="上海中学-离子反应-习题6-d4"/>
+    <w:bookmarkEnd w:id="34"/>
+    <w:bookmarkStart w:id="35" w:name="上海中学-离子反应-习题6-d4"/>
     <w:p>
       <w:pPr>
         <w:pStyle w:val="Heading2"/>
@@ -5831,7 +5748,7 @@
         <w:rPr>
           <w:rFonts w:ascii="Times New Roman" w:hAnsi="Times New Roman" w:eastAsia="Times New Roman" w:cs="Times New Roman"/>
         </w:rPr>
-        <w:t xml:space="preserve">2.15 </w:t>
+        <w:t xml:space="preserve">2.14 </w:t>
       </w:r>
       <w:r>
         <w:rPr>
@@ -6070,8 +5987,8 @@
         </w:pict>
       </w:r>
     </w:p>
-    <w:bookmarkEnd w:id="36"/>
-    <w:bookmarkStart w:id="37" w:name="上海中学-离子反应-习题7-d4"/>
+    <w:bookmarkEnd w:id="35"/>
+    <w:bookmarkStart w:id="36" w:name="上海中学-离子反应-习题7-d4"/>
     <w:p>
       <w:pPr>
         <w:pStyle w:val="Heading2"/>
@@ -6081,7 +5998,7 @@
         <w:rPr>
           <w:rFonts w:ascii="Times New Roman" w:hAnsi="Times New Roman" w:eastAsia="Times New Roman" w:cs="Times New Roman"/>
         </w:rPr>
-        <w:t xml:space="preserve">2.16 </w:t>
+        <w:t xml:space="preserve">2.15 </w:t>
       </w:r>
       <w:r>
         <w:rPr>
@@ -6385,8 +6302,8 @@
         </w:pict>
       </w:r>
     </w:p>
-    <w:bookmarkEnd w:id="37"/>
-    <w:bookmarkStart w:id="38" w:name="上海中学-离子反应-习题8-d4"/>
+    <w:bookmarkEnd w:id="36"/>
+    <w:bookmarkStart w:id="37" w:name="上海中学-离子反应-习题8-d4"/>
     <w:p>
       <w:pPr>
         <w:pStyle w:val="Heading2"/>
@@ -6396,7 +6313,7 @@
         <w:rPr>
           <w:rFonts w:ascii="Times New Roman" w:hAnsi="Times New Roman" w:eastAsia="Times New Roman" w:cs="Times New Roman"/>
         </w:rPr>
-        <w:t xml:space="preserve">2.17 </w:t>
+        <w:t xml:space="preserve">2.16 </w:t>
       </w:r>
       <w:r>
         <w:rPr>
@@ -6572,8 +6489,8 @@
         </w:pict>
       </w:r>
     </w:p>
-    <w:bookmarkEnd w:id="38"/>
-    <w:bookmarkStart w:id="45" w:name="mn2o3与co反应-d4第27届初赛"/>
+    <w:bookmarkEnd w:id="37"/>
+    <w:bookmarkStart w:id="44" w:name="mn2o3与co反应-d4第27届初赛"/>
     <w:p>
       <w:pPr>
         <w:pStyle w:val="Heading2"/>
@@ -6583,7 +6500,7 @@
         <w:rPr>
           <w:rFonts w:ascii="Times New Roman" w:hAnsi="Times New Roman" w:eastAsia="Times New Roman" w:cs="Times New Roman"/>
         </w:rPr>
-        <w:t xml:space="preserve">2.18 </w:t>
+        <w:t xml:space="preserve">2.17 </w:t>
       </w:r>
       <w:r>
         <w:rPr>
@@ -6646,7 +6563,7 @@
         <w:t>）</w:t>
       </w:r>
     </w:p>
-    <w:bookmarkStart w:id="39" w:name="section-7"/>
+    <w:bookmarkStart w:id="38" w:name="section-7"/>
     <w:p>
       <w:pPr>
         <w:pStyle w:val="Heading3"/>
@@ -6705,8 +6622,8 @@
         <w:t>。</w:t>
       </w:r>
     </w:p>
-    <w:bookmarkEnd w:id="39"/>
-    <w:bookmarkStart w:id="40" w:name="section-8"/>
+    <w:bookmarkEnd w:id="38"/>
+    <w:bookmarkStart w:id="39" w:name="section-8"/>
     <w:p>
       <w:pPr>
         <w:pStyle w:val="Heading3"/>
@@ -6801,8 +6718,8 @@
         <w:t>。</w:t>
       </w:r>
     </w:p>
-    <w:bookmarkEnd w:id="40"/>
-    <w:bookmarkStart w:id="41" w:name="section-9"/>
+    <w:bookmarkEnd w:id="39"/>
+    <w:bookmarkStart w:id="40" w:name="section-9"/>
     <w:p>
       <w:pPr>
         <w:pStyle w:val="Heading3"/>
@@ -6976,8 +6893,8 @@
         <w:t>。</w:t>
       </w:r>
     </w:p>
-    <w:bookmarkEnd w:id="41"/>
-    <w:bookmarkStart w:id="42" w:name="section-10"/>
+    <w:bookmarkEnd w:id="40"/>
+    <w:bookmarkStart w:id="41" w:name="section-10"/>
     <w:p>
       <w:pPr>
         <w:pStyle w:val="Heading3"/>
@@ -7097,8 +7014,8 @@
         <w:t>。</w:t>
       </w:r>
     </w:p>
-    <w:bookmarkEnd w:id="42"/>
-    <w:bookmarkStart w:id="43" w:name="section-11"/>
+    <w:bookmarkEnd w:id="41"/>
+    <w:bookmarkStart w:id="42" w:name="section-11"/>
     <w:p>
       <w:pPr>
         <w:pStyle w:val="Heading3"/>
@@ -7236,8 +7153,8 @@
         <w:t xml:space="preserve">。</w:t>
       </w:r>
     </w:p>
-    <w:bookmarkEnd w:id="43"/>
-    <w:bookmarkStart w:id="44" w:name="section-12"/>
+    <w:bookmarkEnd w:id="42"/>
+    <w:bookmarkStart w:id="43" w:name="section-12"/>
     <w:p>
       <w:pPr>
         <w:pStyle w:val="Heading3"/>
@@ -7442,9 +7359,9 @@
         </w:pict>
       </w:r>
     </w:p>
+    <w:bookmarkEnd w:id="43"/>
     <w:bookmarkEnd w:id="44"/>
-    <w:bookmarkEnd w:id="45"/>
-    <w:bookmarkStart w:id="52" w:name="so42-参与的释能反应方程式-d4第34届初赛"/>
+    <w:bookmarkStart w:id="51" w:name="so42-参与的释能反应方程式-d4第34届初赛"/>
     <w:p>
       <w:pPr>
         <w:pStyle w:val="Heading2"/>
@@ -7454,7 +7371,7 @@
         <w:rPr>
           <w:rFonts w:ascii="Times New Roman" w:hAnsi="Times New Roman" w:eastAsia="Times New Roman" w:cs="Times New Roman"/>
         </w:rPr>
-        <w:t xml:space="preserve">2.19 </w:t>
+        <w:t xml:space="preserve">2.18 </w:t>
       </w:r>
       <w:r>
         <w:rPr>
@@ -7505,7 +7422,7 @@
         <w:t>）</w:t>
       </w:r>
     </w:p>
-    <w:bookmarkStart w:id="46" w:name="section-13"/>
+    <w:bookmarkStart w:id="45" w:name="section-13"/>
     <w:p>
       <w:pPr>
         <w:pStyle w:val="Heading3"/>
@@ -7989,8 +7906,8 @@
         <w:t>。</w:t>
       </w:r>
     </w:p>
-    <w:bookmarkEnd w:id="46"/>
-    <w:bookmarkStart w:id="47" w:name="section-14"/>
+    <w:bookmarkEnd w:id="45"/>
+    <w:bookmarkStart w:id="46" w:name="section-14"/>
     <w:p>
       <w:pPr>
         <w:pStyle w:val="Heading3"/>
@@ -8045,8 +7962,8 @@
         <w:t>。</w:t>
       </w:r>
     </w:p>
-    <w:bookmarkEnd w:id="47"/>
-    <w:bookmarkStart w:id="48" w:name="section-15"/>
+    <w:bookmarkEnd w:id="46"/>
+    <w:bookmarkStart w:id="47" w:name="section-15"/>
     <w:p>
       <w:pPr>
         <w:pStyle w:val="Heading3"/>
@@ -8266,8 +8183,8 @@
         <w:t>。</w:t>
       </w:r>
     </w:p>
-    <w:bookmarkEnd w:id="48"/>
-    <w:bookmarkStart w:id="49" w:name="section-16"/>
+    <w:bookmarkEnd w:id="47"/>
+    <w:bookmarkStart w:id="48" w:name="section-16"/>
     <w:p>
       <w:pPr>
         <w:pStyle w:val="Heading3"/>
@@ -8435,8 +8352,8 @@
         <w:t>。</w:t>
       </w:r>
     </w:p>
-    <w:bookmarkEnd w:id="49"/>
-    <w:bookmarkStart w:id="50" w:name="section-17"/>
+    <w:bookmarkEnd w:id="48"/>
+    <w:bookmarkStart w:id="49" w:name="section-17"/>
     <w:p>
       <w:pPr>
         <w:pStyle w:val="Heading3"/>
@@ -8662,8 +8579,8 @@
         <w:t>。</w:t>
       </w:r>
     </w:p>
-    <w:bookmarkEnd w:id="50"/>
-    <w:bookmarkStart w:id="51" w:name="section-18"/>
+    <w:bookmarkEnd w:id="49"/>
+    <w:bookmarkStart w:id="50" w:name="section-18"/>
     <w:p>
       <w:pPr>
         <w:pStyle w:val="Heading3"/>
@@ -8899,9 +8816,9 @@
         </w:pict>
       </w:r>
     </w:p>
+    <w:bookmarkEnd w:id="50"/>
     <w:bookmarkEnd w:id="51"/>
-    <w:bookmarkEnd w:id="52"/>
-    <w:bookmarkStart w:id="56" w:name="雄黄变铁与砒黄变铜-d4第39届初赛"/>
+    <w:bookmarkStart w:id="55" w:name="雄黄变铁与砒黄变铜-d4第39届初赛"/>
     <w:p>
       <w:pPr>
         <w:pStyle w:val="Heading2"/>
@@ -8911,7 +8828,7 @@
         <w:rPr>
           <w:rFonts w:ascii="Times New Roman" w:hAnsi="Times New Roman" w:eastAsia="Times New Roman" w:cs="Times New Roman"/>
         </w:rPr>
-        <w:t xml:space="preserve">2.20 </w:t>
+        <w:t xml:space="preserve">2.19 </w:t>
       </w:r>
       <w:r>
         <w:rPr>
@@ -8956,7 +8873,7 @@
         <w:t>）</w:t>
       </w:r>
     </w:p>
-    <w:bookmarkStart w:id="53" w:name="section-19"/>
+    <w:bookmarkStart w:id="52" w:name="section-19"/>
     <w:p>
       <w:pPr>
         <w:pStyle w:val="Heading3"/>
@@ -9329,8 +9246,8 @@
         <w:t>）。</w:t>
       </w:r>
     </w:p>
-    <w:bookmarkEnd w:id="53"/>
-    <w:bookmarkStart w:id="54" w:name="section-20"/>
+    <w:bookmarkEnd w:id="52"/>
+    <w:bookmarkStart w:id="53" w:name="section-20"/>
     <w:p>
       <w:pPr>
         <w:pStyle w:val="Heading3"/>
@@ -10636,8 +10553,8 @@
         </w:tc>
       </w:tr>
     </w:tbl>
-    <w:bookmarkEnd w:id="54"/>
-    <w:bookmarkStart w:id="55" w:name="section-21"/>
+    <w:bookmarkEnd w:id="53"/>
+    <w:bookmarkStart w:id="54" w:name="section-21"/>
     <w:p>
       <w:pPr>
         <w:pStyle w:val="Heading3"/>
@@ -11511,9 +11428,9 @@
         </w:pict>
       </w:r>
     </w:p>
+    <w:bookmarkEnd w:id="54"/>
     <w:bookmarkEnd w:id="55"/>
     <w:bookmarkEnd w:id="56"/>
-    <w:bookmarkEnd w:id="57"/>
     <w:sectPr>
       <w:footerReference w:type="default" r:id="rId9"/>
       <w:footnotePr>
